--- a/rapports/2026-06-06/EQ23/EQ23_sup_v2/DR_malforme_1_22101E_11/79-52-43-55.docx
+++ b/rapports/2026-06-06/EQ23/EQ23_sup_v2/DR_malforme_1_22101E_11/79-52-43-55.docx
@@ -297,7 +297,7 @@
           <w:color w:val="1F6FEB"/>
           <w:sz w:val="22"/>
         </w:rPr>
-        <w:t>⚠ INCOHÉRENCES À CORRIGER (81)</w:t>
+        <w:t>⚠ INCOHÉRENCES À CORRIGER (76)</w:t>
       </w:r>
     </w:p>
     <w:tbl>
@@ -608,6 +608,636 @@
                 <w:i w:val="0"/>
                 <w:sz w:val="16"/>
               </w:rPr>
+              <w:t>S16</w:t>
+              <w:br/>
+            </w:r>
+            <w:r>
+              <w:rPr>
+                <w:b w:val="0"/>
+                <w:i w:val="0"/>
+                <w:color w:val="64748B"/>
+                <w:sz w:val="14"/>
+              </w:rPr>
+              <w:t>Agriculture</w:t>
+            </w:r>
+          </w:p>
+        </w:tc>
+        <w:tc>
+          <w:tcPr>
+            <w:tcW w:type="dxa" w:w="1531"/>
+          </w:tcPr>
+          <w:p>
+            <w:r>
+              <w:rPr>
+                <w:b/>
+                <w:i w:val="0"/>
+                <w:color w:val="16A34A"/>
+                <w:sz w:val="16"/>
+              </w:rPr>
+              <w:t>s00q07a, s00q08, s00q10, s00q13_0, s00q15_0, s00q17_0, s00q23a, s00q23b</w:t>
+            </w:r>
+          </w:p>
+        </w:tc>
+        <w:tc>
+          <w:tcPr>
+            <w:tcW w:type="dxa" w:w="1191"/>
+          </w:tcPr>
+          <w:p>
+            <w:r>
+              <w:rPr>
+                <w:b w:val="0"/>
+                <w:i w:val="0"/>
+                <w:color w:val="64748B"/>
+                <w:sz w:val="16"/>
+              </w:rPr>
+              <w:t>GT-CQ</w:t>
+            </w:r>
+          </w:p>
+        </w:tc>
+        <w:tc>
+          <w:tcPr>
+            <w:tcW w:type="dxa" w:w="4706"/>
+          </w:tcPr>
+          <w:p>
+            <w:r>
+              <w:rPr>
+                <w:b w:val="0"/>
+                <w:i w:val="0"/>
+                <w:sz w:val="17"/>
+              </w:rPr>
+              <w:t>La somme des quantités consommées (400 kg), des quantités offertes (0 kg),  des quantités vendus (300 kg) et des quantités en stock (5 kg) depasse la quantité totale (1 kg) que le ménage a eu après la recolte de Mil , prière de corriger cette incoherence.</w:t>
+            </w:r>
+          </w:p>
+        </w:tc>
+      </w:tr>
+      <w:tr>
+        <w:tc>
+          <w:tcPr>
+            <w:tcW w:type="dxa" w:w="964"/>
+          </w:tcPr>
+          <w:p>
+            <w:r>
+              <w:rPr>
+                <w:b/>
+                <w:i w:val="0"/>
+                <w:color w:val="DC2626"/>
+                <w:sz w:val="16"/>
+              </w:rPr>
+              <w:t>Haute</w:t>
+            </w:r>
+          </w:p>
+        </w:tc>
+        <w:tc>
+          <w:tcPr>
+            <w:tcW w:type="dxa" w:w="1247"/>
+          </w:tcPr>
+          <w:p>
+            <w:r>
+              <w:rPr>
+                <w:b/>
+                <w:i w:val="0"/>
+                <w:sz w:val="16"/>
+              </w:rPr>
+              <w:t>S16</w:t>
+              <w:br/>
+            </w:r>
+            <w:r>
+              <w:rPr>
+                <w:b w:val="0"/>
+                <w:i w:val="0"/>
+                <w:color w:val="64748B"/>
+                <w:sz w:val="14"/>
+              </w:rPr>
+              <w:t>Agriculture</w:t>
+            </w:r>
+          </w:p>
+        </w:tc>
+        <w:tc>
+          <w:tcPr>
+            <w:tcW w:type="dxa" w:w="1531"/>
+          </w:tcPr>
+          <w:p>
+            <w:r>
+              <w:rPr>
+                <w:b/>
+                <w:i w:val="0"/>
+                <w:color w:val="16A34A"/>
+                <w:sz w:val="16"/>
+              </w:rPr>
+              <w:t>s16dq05a, s16dq05c</w:t>
+            </w:r>
+          </w:p>
+        </w:tc>
+        <w:tc>
+          <w:tcPr>
+            <w:tcW w:type="dxa" w:w="1191"/>
+          </w:tcPr>
+          <w:p>
+            <w:r>
+              <w:rPr>
+                <w:b w:val="0"/>
+                <w:i w:val="0"/>
+                <w:color w:val="64748B"/>
+                <w:sz w:val="16"/>
+              </w:rPr>
+              <w:t>GT-CQ</w:t>
+            </w:r>
+          </w:p>
+        </w:tc>
+        <w:tc>
+          <w:tcPr>
+            <w:tcW w:type="dxa" w:w="4706"/>
+          </w:tcPr>
+          <w:p>
+            <w:r>
+              <w:rPr>
+                <w:b w:val="0"/>
+                <w:i w:val="0"/>
+                <w:sz w:val="17"/>
+              </w:rPr>
+              <w:t>La quantité de s16dq05a estimée en Kg est incohérente avec la prise dans la question s16dq05c, prière de bien estimer et mettre la valeur exacte.</w:t>
+            </w:r>
+          </w:p>
+        </w:tc>
+      </w:tr>
+      <w:tr>
+        <w:tc>
+          <w:tcPr>
+            <w:tcW w:type="dxa" w:w="964"/>
+          </w:tcPr>
+          <w:p>
+            <w:r>
+              <w:rPr>
+                <w:b/>
+                <w:i w:val="0"/>
+                <w:color w:val="DC2626"/>
+                <w:sz w:val="16"/>
+              </w:rPr>
+              <w:t>Haute</w:t>
+            </w:r>
+          </w:p>
+        </w:tc>
+        <w:tc>
+          <w:tcPr>
+            <w:tcW w:type="dxa" w:w="1247"/>
+          </w:tcPr>
+          <w:p>
+            <w:r>
+              <w:rPr>
+                <w:b/>
+                <w:i w:val="0"/>
+                <w:sz w:val="16"/>
+              </w:rPr>
+              <w:t>S20</w:t>
+              <w:br/>
+            </w:r>
+            <w:r>
+              <w:rPr>
+                <w:b w:val="0"/>
+                <w:i w:val="0"/>
+                <w:color w:val="64748B"/>
+                <w:sz w:val="14"/>
+              </w:rPr>
+              <w:t>Gouvernance / autres</w:t>
+            </w:r>
+          </w:p>
+        </w:tc>
+        <w:tc>
+          <w:tcPr>
+            <w:tcW w:type="dxa" w:w="1531"/>
+          </w:tcPr>
+          <w:p>
+            <w:r>
+              <w:rPr>
+                <w:b/>
+                <w:i w:val="0"/>
+                <w:color w:val="16A34A"/>
+                <w:sz w:val="16"/>
+              </w:rPr>
+              <w:t>—</w:t>
+            </w:r>
+          </w:p>
+        </w:tc>
+        <w:tc>
+          <w:tcPr>
+            <w:tcW w:type="dxa" w:w="1191"/>
+          </w:tcPr>
+          <w:p>
+            <w:r>
+              <w:rPr>
+                <w:b w:val="0"/>
+                <w:i w:val="0"/>
+                <w:color w:val="64748B"/>
+                <w:sz w:val="16"/>
+              </w:rPr>
+              <w:t>GT-CQ</w:t>
+            </w:r>
+          </w:p>
+        </w:tc>
+        <w:tc>
+          <w:tcPr>
+            <w:tcW w:type="dxa" w:w="4706"/>
+          </w:tcPr>
+          <w:p>
+            <w:r>
+              <w:rPr>
+                <w:b w:val="0"/>
+                <w:i w:val="0"/>
+                <w:sz w:val="17"/>
+              </w:rPr>
+              <w:t>Incohérence détectée ! Le ménage a précédemment déclaré vivre « Bien » ou « Assez bien » selon son revenu en 20A.02.</w:t>
+            </w:r>
+          </w:p>
+        </w:tc>
+      </w:tr>
+      <w:tr>
+        <w:tc>
+          <w:tcPr>
+            <w:tcW w:type="dxa" w:w="964"/>
+          </w:tcPr>
+          <w:p>
+            <w:r>
+              <w:rPr>
+                <w:b/>
+                <w:i w:val="0"/>
+                <w:color w:val="EA580C"/>
+                <w:sz w:val="16"/>
+              </w:rPr>
+              <w:t>Moyenne</w:t>
+            </w:r>
+          </w:p>
+        </w:tc>
+        <w:tc>
+          <w:tcPr>
+            <w:tcW w:type="dxa" w:w="1247"/>
+          </w:tcPr>
+          <w:p>
+            <w:r>
+              <w:rPr>
+                <w:b/>
+                <w:i w:val="0"/>
+                <w:sz w:val="16"/>
+              </w:rPr>
+              <w:t>S00</w:t>
+              <w:br/>
+            </w:r>
+            <w:r>
+              <w:rPr>
+                <w:b w:val="0"/>
+                <w:i w:val="0"/>
+                <w:color w:val="64748B"/>
+                <w:sz w:val="14"/>
+              </w:rPr>
+              <w:t>Identification</w:t>
+            </w:r>
+          </w:p>
+        </w:tc>
+        <w:tc>
+          <w:tcPr>
+            <w:tcW w:type="dxa" w:w="1531"/>
+          </w:tcPr>
+          <w:p>
+            <w:r>
+              <w:rPr>
+                <w:b/>
+                <w:i w:val="0"/>
+                <w:color w:val="16A34A"/>
+                <w:sz w:val="16"/>
+              </w:rPr>
+              <w:t>s00q27</w:t>
+            </w:r>
+          </w:p>
+        </w:tc>
+        <w:tc>
+          <w:tcPr>
+            <w:tcW w:type="dxa" w:w="1191"/>
+          </w:tcPr>
+          <w:p>
+            <w:r>
+              <w:rPr>
+                <w:b w:val="0"/>
+                <w:i w:val="0"/>
+                <w:color w:val="64748B"/>
+                <w:sz w:val="16"/>
+              </w:rPr>
+              <w:t>GT-CQ</w:t>
+            </w:r>
+          </w:p>
+        </w:tc>
+        <w:tc>
+          <w:tcPr>
+            <w:tcW w:type="dxa" w:w="4706"/>
+          </w:tcPr>
+          <w:p>
+            <w:r>
+              <w:rPr>
+                <w:b w:val="0"/>
+                <w:i w:val="0"/>
+                <w:sz w:val="17"/>
+              </w:rPr>
+              <w:t>Le questionnaire semble ne pas être complètement fini mais le questionnaire est en statut complet, prière de compléter le questionnaire.</w:t>
+            </w:r>
+          </w:p>
+        </w:tc>
+      </w:tr>
+      <w:tr>
+        <w:tc>
+          <w:tcPr>
+            <w:tcW w:type="dxa" w:w="964"/>
+          </w:tcPr>
+          <w:p>
+            <w:r>
+              <w:rPr>
+                <w:b/>
+                <w:i w:val="0"/>
+                <w:color w:val="EA580C"/>
+                <w:sz w:val="16"/>
+              </w:rPr>
+              <w:t>Moyenne</w:t>
+            </w:r>
+          </w:p>
+        </w:tc>
+        <w:tc>
+          <w:tcPr>
+            <w:tcW w:type="dxa" w:w="1247"/>
+          </w:tcPr>
+          <w:p>
+            <w:r>
+              <w:rPr>
+                <w:b/>
+                <w:i w:val="0"/>
+                <w:sz w:val="16"/>
+              </w:rPr>
+              <w:t>S00</w:t>
+              <w:br/>
+            </w:r>
+            <w:r>
+              <w:rPr>
+                <w:b w:val="0"/>
+                <w:i w:val="0"/>
+                <w:color w:val="64748B"/>
+                <w:sz w:val="14"/>
+              </w:rPr>
+              <w:t>Identification</w:t>
+            </w:r>
+          </w:p>
+        </w:tc>
+        <w:tc>
+          <w:tcPr>
+            <w:tcW w:type="dxa" w:w="1531"/>
+          </w:tcPr>
+          <w:p>
+            <w:r>
+              <w:rPr>
+                <w:b/>
+                <w:i w:val="0"/>
+                <w:color w:val="16A34A"/>
+                <w:sz w:val="16"/>
+              </w:rPr>
+              <w:t>—</w:t>
+            </w:r>
+          </w:p>
+        </w:tc>
+        <w:tc>
+          <w:tcPr>
+            <w:tcW w:type="dxa" w:w="1191"/>
+          </w:tcPr>
+          <w:p>
+            <w:r>
+              <w:rPr>
+                <w:b w:val="0"/>
+                <w:i w:val="0"/>
+                <w:color w:val="64748B"/>
+                <w:sz w:val="16"/>
+              </w:rPr>
+              <w:t>GT-CQ</w:t>
+            </w:r>
+          </w:p>
+        </w:tc>
+        <w:tc>
+          <w:tcPr>
+            <w:tcW w:type="dxa" w:w="4706"/>
+          </w:tcPr>
+          <w:p>
+            <w:r>
+              <w:rPr>
+                <w:b w:val="0"/>
+                <w:i w:val="0"/>
+                <w:sz w:val="17"/>
+              </w:rPr>
+              <w:t>L'adresse ou la localisation du ménage doit être bien renseignée, ne doit pas contenir des numéros de téléphone et elle semble courte pour être une adresse.</w:t>
+            </w:r>
+          </w:p>
+        </w:tc>
+      </w:tr>
+      <w:tr>
+        <w:tc>
+          <w:tcPr>
+            <w:tcW w:type="dxa" w:w="964"/>
+          </w:tcPr>
+          <w:p>
+            <w:r>
+              <w:rPr>
+                <w:b/>
+                <w:i w:val="0"/>
+                <w:color w:val="EA580C"/>
+                <w:sz w:val="16"/>
+              </w:rPr>
+              <w:t>Moyenne</w:t>
+            </w:r>
+          </w:p>
+        </w:tc>
+        <w:tc>
+          <w:tcPr>
+            <w:tcW w:type="dxa" w:w="1247"/>
+          </w:tcPr>
+          <w:p>
+            <w:r>
+              <w:rPr>
+                <w:b/>
+                <w:i w:val="0"/>
+                <w:sz w:val="16"/>
+              </w:rPr>
+              <w:t>S00</w:t>
+              <w:br/>
+            </w:r>
+            <w:r>
+              <w:rPr>
+                <w:b w:val="0"/>
+                <w:i w:val="0"/>
+                <w:color w:val="64748B"/>
+                <w:sz w:val="14"/>
+              </w:rPr>
+              <w:t>Identification</w:t>
+            </w:r>
+          </w:p>
+        </w:tc>
+        <w:tc>
+          <w:tcPr>
+            <w:tcW w:type="dxa" w:w="1531"/>
+          </w:tcPr>
+          <w:p>
+            <w:r>
+              <w:rPr>
+                <w:b/>
+                <w:i w:val="0"/>
+                <w:color w:val="16A34A"/>
+                <w:sz w:val="16"/>
+              </w:rPr>
+              <w:t>—</w:t>
+            </w:r>
+          </w:p>
+        </w:tc>
+        <w:tc>
+          <w:tcPr>
+            <w:tcW w:type="dxa" w:w="1191"/>
+          </w:tcPr>
+          <w:p>
+            <w:r>
+              <w:rPr>
+                <w:b w:val="0"/>
+                <w:i w:val="0"/>
+                <w:color w:val="64748B"/>
+                <w:sz w:val="16"/>
+              </w:rPr>
+              <w:t>GT-CQ</w:t>
+            </w:r>
+          </w:p>
+        </w:tc>
+        <w:tc>
+          <w:tcPr>
+            <w:tcW w:type="dxa" w:w="4706"/>
+          </w:tcPr>
+          <w:p>
+            <w:r>
+              <w:rPr>
+                <w:b w:val="0"/>
+                <w:i w:val="0"/>
+                <w:sz w:val="17"/>
+              </w:rPr>
+              <w:t>Prière de renseigner la bonne adresse.</w:t>
+            </w:r>
+          </w:p>
+        </w:tc>
+      </w:tr>
+      <w:tr>
+        <w:tc>
+          <w:tcPr>
+            <w:tcW w:type="dxa" w:w="964"/>
+          </w:tcPr>
+          <w:p>
+            <w:r>
+              <w:rPr>
+                <w:b/>
+                <w:i w:val="0"/>
+                <w:color w:val="EA580C"/>
+                <w:sz w:val="16"/>
+              </w:rPr>
+              <w:t>Moyenne</w:t>
+            </w:r>
+          </w:p>
+        </w:tc>
+        <w:tc>
+          <w:tcPr>
+            <w:tcW w:type="dxa" w:w="1247"/>
+          </w:tcPr>
+          <w:p>
+            <w:r>
+              <w:rPr>
+                <w:b/>
+                <w:i w:val="0"/>
+                <w:sz w:val="16"/>
+              </w:rPr>
+              <w:t>S01</w:t>
+              <w:br/>
+            </w:r>
+            <w:r>
+              <w:rPr>
+                <w:b w:val="0"/>
+                <w:i w:val="0"/>
+                <w:color w:val="64748B"/>
+                <w:sz w:val="14"/>
+              </w:rPr>
+              <w:t>Démographie</w:t>
+            </w:r>
+          </w:p>
+        </w:tc>
+        <w:tc>
+          <w:tcPr>
+            <w:tcW w:type="dxa" w:w="1531"/>
+          </w:tcPr>
+          <w:p>
+            <w:r>
+              <w:rPr>
+                <w:b/>
+                <w:i w:val="0"/>
+                <w:color w:val="16A34A"/>
+                <w:sz w:val="16"/>
+              </w:rPr>
+              <w:t>s01q10_1</w:t>
+            </w:r>
+          </w:p>
+        </w:tc>
+        <w:tc>
+          <w:tcPr>
+            <w:tcW w:type="dxa" w:w="1191"/>
+          </w:tcPr>
+          <w:p>
+            <w:r>
+              <w:rPr>
+                <w:b w:val="0"/>
+                <w:i w:val="0"/>
+                <w:color w:val="64748B"/>
+                <w:sz w:val="16"/>
+              </w:rPr>
+              <w:t>GT-CQ</w:t>
+            </w:r>
+          </w:p>
+        </w:tc>
+        <w:tc>
+          <w:tcPr>
+            <w:tcW w:type="dxa" w:w="4706"/>
+          </w:tcPr>
+          <w:p>
+            <w:r>
+              <w:rPr>
+                <w:b w:val="0"/>
+                <w:i w:val="0"/>
+                <w:sz w:val="17"/>
+              </w:rPr>
+              <w:t>La taille du ménage lors de l'enquête principale (5) de ce ménage est inférieur à la taille du denombrement (6), prière de fournir des explications concrètes ou aller revisiter le ménage.</w:t>
+            </w:r>
+          </w:p>
+        </w:tc>
+      </w:tr>
+      <w:tr>
+        <w:tc>
+          <w:tcPr>
+            <w:tcW w:type="dxa" w:w="964"/>
+          </w:tcPr>
+          <w:p>
+            <w:r>
+              <w:rPr>
+                <w:b/>
+                <w:i w:val="0"/>
+                <w:color w:val="EA580C"/>
+                <w:sz w:val="16"/>
+              </w:rPr>
+              <w:t>Moyenne</w:t>
+            </w:r>
+          </w:p>
+        </w:tc>
+        <w:tc>
+          <w:tcPr>
+            <w:tcW w:type="dxa" w:w="1247"/>
+          </w:tcPr>
+          <w:p>
+            <w:r>
+              <w:rPr>
+                <w:b/>
+                <w:i w:val="0"/>
+                <w:sz w:val="16"/>
+              </w:rPr>
               <w:t>S02</w:t>
               <w:br/>
             </w:r>
@@ -634,7 +1264,7 @@
                 <w:color w:val="16A34A"/>
                 <w:sz w:val="16"/>
               </w:rPr>
-              <w:t>—</w:t>
+              <w:t>s01q63, s00q04, s02q25, s01q00b, s02q17_2, s02q15_2</w:t>
             </w:r>
           </w:p>
         </w:tc>
@@ -665,7 +1295,7 @@
                 <w:i w:val="0"/>
                 <w:sz w:val="17"/>
               </w:rPr>
-              <w:t>Incohérence!!! seulement les écoles privées paient les frais de scolarité (y compris les frais d'inscription).</w:t>
+              <w:t>Dans les milieux urbains c'est peu probable de voir une école dont les élèves ou étudiants ne dépensent pas en frais d'uniformes, prière de verifier pour Raby Dieng qui fréquente 1ére année de Secondaire 2 Général et corriger ou confirmer avec le QG.</w:t>
             </w:r>
           </w:p>
         </w:tc>
@@ -680,10 +1310,10 @@
               <w:rPr>
                 <w:b/>
                 <w:i w:val="0"/>
-                <w:color w:val="DC2626"/>
+                <w:color w:val="EA580C"/>
                 <w:sz w:val="16"/>
               </w:rPr>
-              <w:t>Haute</w:t>
+              <w:t>Moyenne</w:t>
             </w:r>
           </w:p>
         </w:tc>
@@ -698,7 +1328,7 @@
                 <w:i w:val="0"/>
                 <w:sz w:val="16"/>
               </w:rPr>
-              <w:t>S16</w:t>
+              <w:t>S04</w:t>
               <w:br/>
             </w:r>
             <w:r>
@@ -708,7 +1338,7 @@
                 <w:color w:val="64748B"/>
                 <w:sz w:val="14"/>
               </w:rPr>
-              <w:t>Agriculture</w:t>
+              <w:t>Emploi</w:t>
             </w:r>
           </w:p>
         </w:tc>
@@ -755,7 +1385,7 @@
                 <w:i w:val="0"/>
                 <w:sz w:val="17"/>
               </w:rPr>
-              <w:t>La somme des quantités consommées (400 kg), des quantités offertes (0 kg),  des quantités vendus (300 kg) et des quantités en stock (5 kg) depasse la quantité totale (1 kg) que le ménage a eu après la recolte de Mil , prière de corriger cette incoherence.</w:t>
+              <w:t>Prière de changer la branche d'activité Fara Seck, les cultivateurs dont leurs cultures est principalement destiné à la consommation du ménage sont des (Agriculteurs, subsistances) et ceux qui le font avec l'élevage sont des (Agriculteurs et eleveurs, subsistances).</w:t>
             </w:r>
           </w:p>
         </w:tc>
@@ -770,10 +1400,10 @@
               <w:rPr>
                 <w:b/>
                 <w:i w:val="0"/>
-                <w:color w:val="DC2626"/>
+                <w:color w:val="EA580C"/>
                 <w:sz w:val="16"/>
               </w:rPr>
-              <w:t>Haute</w:t>
+              <w:t>Moyenne</w:t>
             </w:r>
           </w:p>
         </w:tc>
@@ -788,7 +1418,7 @@
                 <w:i w:val="0"/>
                 <w:sz w:val="16"/>
               </w:rPr>
-              <w:t>S16</w:t>
+              <w:t>S04</w:t>
               <w:br/>
             </w:r>
             <w:r>
@@ -798,7 +1428,7 @@
                 <w:color w:val="64748B"/>
                 <w:sz w:val="14"/>
               </w:rPr>
-              <w:t>Agriculture</w:t>
+              <w:t>Emploi</w:t>
             </w:r>
           </w:p>
         </w:tc>
@@ -814,7 +1444,7 @@
                 <w:color w:val="16A34A"/>
                 <w:sz w:val="16"/>
               </w:rPr>
-              <w:t>s16dq05a, s16dq05c</w:t>
+              <w:t>s01q35, s01q36, s01q37, s02q04, s02q15, s03q13, s03q14, s03q15</w:t>
             </w:r>
           </w:p>
         </w:tc>
@@ -845,7 +1475,7 @@
                 <w:i w:val="0"/>
                 <w:sz w:val="17"/>
               </w:rPr>
-              <w:t>La quantité de s16dq05a estimée en Kg est incohérente avec la prise dans la question s16dq05c, prière de bien estimer et mettre la valeur exacte.</w:t>
+              <w:t>Nombre de mois exercé  (3 mois) par Fara Seck dans l'emploi au cours des 12 derniers mois semble faible, veuillez corriger s'il vous plait ou comfirmer avec le QG.</w:t>
             </w:r>
           </w:p>
         </w:tc>
@@ -860,10 +1490,10 @@
               <w:rPr>
                 <w:b/>
                 <w:i w:val="0"/>
-                <w:color w:val="DC2626"/>
+                <w:color w:val="EA580C"/>
                 <w:sz w:val="16"/>
               </w:rPr>
-              <w:t>Haute</w:t>
+              <w:t>Moyenne</w:t>
             </w:r>
           </w:p>
         </w:tc>
@@ -878,7 +1508,7 @@
                 <w:i w:val="0"/>
                 <w:sz w:val="16"/>
               </w:rPr>
-              <w:t>S20</w:t>
+              <w:t>S07</w:t>
               <w:br/>
             </w:r>
             <w:r>
@@ -888,7 +1518,7 @@
                 <w:color w:val="64748B"/>
                 <w:sz w:val="14"/>
               </w:rPr>
-              <w:t>Gouvernance / autres</w:t>
+              <w:t>Consommation alimentaire</w:t>
             </w:r>
           </w:p>
         </w:tc>
@@ -935,7 +1565,7 @@
                 <w:i w:val="0"/>
                 <w:sz w:val="17"/>
               </w:rPr>
-              <w:t>Incohérence détectée ! Le ménage a précédemment déclaré vivre « Bien » ou « Assez bien » selon son revenu en 20A.02.</w:t>
+              <w:t>Attention ! La dépense du répas pris à l'extérieur de Fara Seck (8000 Fcfa) au cours de 7 derniers jours est relativement élevé.</w:t>
             </w:r>
           </w:p>
         </w:tc>
@@ -968,7 +1598,7 @@
                 <w:i w:val="0"/>
                 <w:sz w:val="16"/>
               </w:rPr>
-              <w:t>S00</w:t>
+              <w:t>S07</w:t>
               <w:br/>
             </w:r>
             <w:r>
@@ -978,7 +1608,7 @@
                 <w:color w:val="64748B"/>
                 <w:sz w:val="14"/>
               </w:rPr>
-              <w:t>Identification</w:t>
+              <w:t>Consommation alimentaire</w:t>
             </w:r>
           </w:p>
         </w:tc>
@@ -994,7 +1624,7 @@
                 <w:color w:val="16A34A"/>
                 <w:sz w:val="16"/>
               </w:rPr>
-              <w:t>s00q27</w:t>
+              <w:t>—</w:t>
             </w:r>
           </w:p>
         </w:tc>
@@ -1025,7 +1655,7 @@
                 <w:i w:val="0"/>
                 <w:sz w:val="17"/>
               </w:rPr>
-              <w:t>Le questionnaire semble ne pas être complètement fini mais le questionnaire est en statut complet, prière de compléter le questionnaire.</w:t>
+              <w:t>Prière de corriger ou de confirmer avec le QG.</w:t>
             </w:r>
           </w:p>
         </w:tc>
@@ -1058,7 +1688,7 @@
                 <w:i w:val="0"/>
                 <w:sz w:val="16"/>
               </w:rPr>
-              <w:t>S00</w:t>
+              <w:t>S07</w:t>
               <w:br/>
             </w:r>
             <w:r>
@@ -1068,7 +1698,7 @@
                 <w:color w:val="64748B"/>
                 <w:sz w:val="14"/>
               </w:rPr>
-              <w:t>Identification</w:t>
+              <w:t>Consommation alimentaire</w:t>
             </w:r>
           </w:p>
         </w:tc>
@@ -1115,7 +1745,7 @@
                 <w:i w:val="0"/>
                 <w:sz w:val="17"/>
               </w:rPr>
-              <w:t>L'adresse ou la localisation du ménage doit être bien renseignée, ne doit pas contenir des numéros de téléphone et elle semble courte pour être une adresse.</w:t>
+              <w:t>Prière de corriger ou de confirmer avec le QG.</w:t>
             </w:r>
           </w:p>
         </w:tc>
@@ -1148,7 +1778,7 @@
                 <w:i w:val="0"/>
                 <w:sz w:val="16"/>
               </w:rPr>
-              <w:t>S00</w:t>
+              <w:t>S09</w:t>
               <w:br/>
             </w:r>
             <w:r>
@@ -1158,7 +1788,7 @@
                 <w:color w:val="64748B"/>
                 <w:sz w:val="14"/>
               </w:rPr>
-              <w:t>Identification</w:t>
+              <w:t>Dépenses non alimentaires</w:t>
             </w:r>
           </w:p>
         </w:tc>
@@ -1205,7 +1835,7 @@
                 <w:i w:val="0"/>
                 <w:sz w:val="17"/>
               </w:rPr>
-              <w:t>Prière de renseigner la bonne adresse.</w:t>
+              <w:t>Peu plausible! le montant de la dépense (250 Fcfa) pour Cigarettes, Tabac semble faible.</w:t>
             </w:r>
           </w:p>
         </w:tc>
@@ -1238,7 +1868,7 @@
                 <w:i w:val="0"/>
                 <w:sz w:val="16"/>
               </w:rPr>
-              <w:t>S01</w:t>
+              <w:t>S09</w:t>
               <w:br/>
             </w:r>
             <w:r>
@@ -1248,7 +1878,7 @@
                 <w:color w:val="64748B"/>
                 <w:sz w:val="14"/>
               </w:rPr>
-              <w:t>Démographie</w:t>
+              <w:t>Dépenses non alimentaires</w:t>
             </w:r>
           </w:p>
         </w:tc>
@@ -1264,7 +1894,7 @@
                 <w:color w:val="16A34A"/>
                 <w:sz w:val="16"/>
               </w:rPr>
-              <w:t>s00q27, s01q03a, s01q03b, s01q03c, s01q00b</w:t>
+              <w:t>—</w:t>
             </w:r>
           </w:p>
         </w:tc>
@@ -1295,7 +1925,7 @@
                 <w:i w:val="0"/>
                 <w:sz w:val="17"/>
               </w:rPr>
-              <w:t>Les informations sur l'acte de naissance (ni Jours, ni mois et ni années) de  Amadou Balde  manquent, s'il vous plait pouvez-vous fournir d'effort pour avoir ces informations.</w:t>
+              <w:t>Veuillez, s'il vous plaît, confirmer cette information avec le QG ou la corriger.</w:t>
             </w:r>
           </w:p>
         </w:tc>
@@ -1328,7 +1958,7 @@
                 <w:i w:val="0"/>
                 <w:sz w:val="16"/>
               </w:rPr>
-              <w:t>S01</w:t>
+              <w:t>S09</w:t>
               <w:br/>
             </w:r>
             <w:r>
@@ -1338,7 +1968,7 @@
                 <w:color w:val="64748B"/>
                 <w:sz w:val="14"/>
               </w:rPr>
-              <w:t>Démographie</w:t>
+              <w:t>Dépenses non alimentaires</w:t>
             </w:r>
           </w:p>
         </w:tc>
@@ -1354,7 +1984,7 @@
                 <w:color w:val="16A34A"/>
                 <w:sz w:val="16"/>
               </w:rPr>
-              <w:t>s00q27, s01q03a, s01q03b, s01q03c, s01q00b</w:t>
+              <w:t>—</w:t>
             </w:r>
           </w:p>
         </w:tc>
@@ -1385,7 +2015,7 @@
                 <w:i w:val="0"/>
                 <w:sz w:val="17"/>
               </w:rPr>
-              <w:t>Les informations sur l'acte de naissance (ni Jours, ni mois et ni années) de  Rockya Ba  manquent, s'il vous plait pouvez-vous fournir d'effort pour avoir ces informations.</w:t>
+              <w:t>Attention ! La dépense du ménage de Fara seck (250 Fcfa) au cours de 7 derniers jours de Cigarettes, Tabac est relativement élevé.</w:t>
             </w:r>
           </w:p>
         </w:tc>
@@ -1418,7 +2048,7 @@
                 <w:i w:val="0"/>
                 <w:sz w:val="16"/>
               </w:rPr>
-              <w:t>S01</w:t>
+              <w:t>S09</w:t>
               <w:br/>
             </w:r>
             <w:r>
@@ -1428,7 +2058,7 @@
                 <w:color w:val="64748B"/>
                 <w:sz w:val="14"/>
               </w:rPr>
-              <w:t>Démographie</w:t>
+              <w:t>Dépenses non alimentaires</w:t>
             </w:r>
           </w:p>
         </w:tc>
@@ -1444,7 +2074,7 @@
                 <w:color w:val="16A34A"/>
                 <w:sz w:val="16"/>
               </w:rPr>
-              <w:t>s01q10_1</w:t>
+              <w:t>—</w:t>
             </w:r>
           </w:p>
         </w:tc>
@@ -1475,7 +2105,7 @@
                 <w:i w:val="0"/>
                 <w:sz w:val="17"/>
               </w:rPr>
-              <w:t>La taille du ménage lors de l'enquête principale (5) de ce ménage est inférieur à la taille du denombrement (6), prière de fournir des explications concrètes ou aller revisiter le ménage.</w:t>
+              <w:t>Prière de corriger ou de confirmer avec le QG.</w:t>
             </w:r>
           </w:p>
         </w:tc>
@@ -1508,7 +2138,7 @@
                 <w:i w:val="0"/>
                 <w:sz w:val="16"/>
               </w:rPr>
-              <w:t>S02</w:t>
+              <w:t>S09</w:t>
               <w:br/>
             </w:r>
             <w:r>
@@ -1518,7 +2148,7 @@
                 <w:color w:val="64748B"/>
                 <w:sz w:val="14"/>
               </w:rPr>
-              <w:t>Éducation</w:t>
+              <w:t>Dépenses non alimentaires</w:t>
             </w:r>
           </w:p>
         </w:tc>
@@ -1565,7 +2195,7 @@
                 <w:i w:val="0"/>
                 <w:sz w:val="17"/>
               </w:rPr>
-              <w:t>veuillez, s'il vous plait, confirmer les frais de scolarité ( 5000 FCFA) payée de Raby Dieng avec le QG ou apporter les corrections nécessaires.</w:t>
+              <w:t>Attention ! La dépense du ménage de Fara seck (2500 Fcfa) au cours de 30 derniers jours de Piles électriques, est relativement élevé.</w:t>
             </w:r>
           </w:p>
         </w:tc>
@@ -1598,7 +2228,7 @@
                 <w:i w:val="0"/>
                 <w:sz w:val="16"/>
               </w:rPr>
-              <w:t>S02</w:t>
+              <w:t>S09</w:t>
               <w:br/>
             </w:r>
             <w:r>
@@ -1608,7 +2238,7 @@
                 <w:color w:val="64748B"/>
                 <w:sz w:val="14"/>
               </w:rPr>
-              <w:t>Éducation</w:t>
+              <w:t>Dépenses non alimentaires</w:t>
             </w:r>
           </w:p>
         </w:tc>
@@ -1624,7 +2254,7 @@
                 <w:color w:val="16A34A"/>
                 <w:sz w:val="16"/>
               </w:rPr>
-              <w:t>s01q63, s00q04, s02q25, s01q00b, s02q17_2, s02q15_2</w:t>
+              <w:t>—</w:t>
             </w:r>
           </w:p>
         </w:tc>
@@ -1655,7 +2285,7 @@
                 <w:i w:val="0"/>
                 <w:sz w:val="17"/>
               </w:rPr>
-              <w:t>Dans les milieux urbains c'est peu probable de voir une école dont les élèves ou étudiants ne dépensent pas en frais d'uniformes, prière de verifier pour Raby Dieng qui fréquente 1ére année de Secondaire 2 Général et corriger ou confirmer avec le QG.</w:t>
+              <w:t>Prière de corriger ou de confirmer avec le QG.</w:t>
             </w:r>
           </w:p>
         </w:tc>
@@ -1688,7 +2318,7 @@
                 <w:i w:val="0"/>
                 <w:sz w:val="16"/>
               </w:rPr>
-              <w:t>S04</w:t>
+              <w:t>S09</w:t>
               <w:br/>
             </w:r>
             <w:r>
@@ -1698,7 +2328,7 @@
                 <w:color w:val="64748B"/>
                 <w:sz w:val="14"/>
               </w:rPr>
-              <w:t>Emploi</w:t>
+              <w:t>Dépenses non alimentaires</w:t>
             </w:r>
           </w:p>
         </w:tc>
@@ -1714,7 +2344,7 @@
                 <w:color w:val="16A34A"/>
                 <w:sz w:val="16"/>
               </w:rPr>
-              <w:t>s00q07a, s00q08, s00q10, s00q13_0, s00q15_0, s00q17_0, s00q23a, s00q23b</w:t>
+              <w:t>—</w:t>
             </w:r>
           </w:p>
         </w:tc>
@@ -1745,7 +2375,7 @@
                 <w:i w:val="0"/>
                 <w:sz w:val="17"/>
               </w:rPr>
-              <w:t>Prière de changer la branche d'activité Fara Seck, les cultivateurs dont leurs cultures est principalement destiné à la consommation du ménage sont des (Agriculteurs, subsistances) et ceux qui le font avec l'élevage sont des (Agriculteurs et eleveurs, subsistances).</w:t>
+              <w:t>Attention ! La dépense du ménage de Fara seck (3300 Fcfa) au cours de 30 derniers jours de Gaz domestique 6 kilogrammes est relativement élevé.</w:t>
             </w:r>
           </w:p>
         </w:tc>
@@ -1778,7 +2408,7 @@
                 <w:i w:val="0"/>
                 <w:sz w:val="16"/>
               </w:rPr>
-              <w:t>S04</w:t>
+              <w:t>S09</w:t>
               <w:br/>
             </w:r>
             <w:r>
@@ -1788,7 +2418,7 @@
                 <w:color w:val="64748B"/>
                 <w:sz w:val="14"/>
               </w:rPr>
-              <w:t>Emploi</w:t>
+              <w:t>Dépenses non alimentaires</w:t>
             </w:r>
           </w:p>
         </w:tc>
@@ -1804,7 +2434,7 @@
                 <w:color w:val="16A34A"/>
                 <w:sz w:val="16"/>
               </w:rPr>
-              <w:t>s01q35, s01q36, s01q37, s02q04, s02q15, s03q13, s03q14, s03q15</w:t>
+              <w:t>—</w:t>
             </w:r>
           </w:p>
         </w:tc>
@@ -1835,7 +2465,7 @@
                 <w:i w:val="0"/>
                 <w:sz w:val="17"/>
               </w:rPr>
-              <w:t>Nombre de mois exercé  (3 mois) par Fara Seck dans l'emploi au cours des 12 derniers mois semble faible, veuillez corriger s'il vous plait ou comfirmer avec le QG.</w:t>
+              <w:t>Peu plausible! le montant de la dépense (400 Fcfa) pour Bois de chauffe acheté semble faible.</w:t>
             </w:r>
           </w:p>
         </w:tc>
@@ -1868,7 +2498,7 @@
                 <w:i w:val="0"/>
                 <w:sz w:val="16"/>
               </w:rPr>
-              <w:t>S07</w:t>
+              <w:t>S09</w:t>
               <w:br/>
             </w:r>
             <w:r>
@@ -1878,7 +2508,7 @@
                 <w:color w:val="64748B"/>
                 <w:sz w:val="14"/>
               </w:rPr>
-              <w:t>Consommation alimentaire</w:t>
+              <w:t>Dépenses non alimentaires</w:t>
             </w:r>
           </w:p>
         </w:tc>
@@ -1925,7 +2555,7 @@
                 <w:i w:val="0"/>
                 <w:sz w:val="17"/>
               </w:rPr>
-              <w:t>Attention ! La dépense du répas pris à l'extérieur de Fara Seck (8000 Fcfa) au cours de 7 derniers jours est relativement élevé.</w:t>
+              <w:t>Veuillez, s'il vous plaît, confirmer cette information avec le QG ou la corriger.</w:t>
             </w:r>
           </w:p>
         </w:tc>
@@ -1958,7 +2588,7 @@
                 <w:i w:val="0"/>
                 <w:sz w:val="16"/>
               </w:rPr>
-              <w:t>S07</w:t>
+              <w:t>S09</w:t>
               <w:br/>
             </w:r>
             <w:r>
@@ -1968,7 +2598,7 @@
                 <w:color w:val="64748B"/>
                 <w:sz w:val="14"/>
               </w:rPr>
-              <w:t>Consommation alimentaire</w:t>
+              <w:t>Dépenses non alimentaires</w:t>
             </w:r>
           </w:p>
         </w:tc>
@@ -2015,7 +2645,7 @@
                 <w:i w:val="0"/>
                 <w:sz w:val="17"/>
               </w:rPr>
-              <w:t>Prière de corriger ou de confirmer avec le QG.</w:t>
+              <w:t>Attention ! La dépense du ménage de Fara seck (2000 Fcfa) au cours de 3 derniers mois de Services de réparation et d'entretien (vidange, graissage, gonflage de pneu etc.</w:t>
             </w:r>
           </w:p>
         </w:tc>
@@ -2048,7 +2678,7 @@
                 <w:i w:val="0"/>
                 <w:sz w:val="16"/>
               </w:rPr>
-              <w:t>S07</w:t>
+              <w:t>S09</w:t>
               <w:br/>
             </w:r>
             <w:r>
@@ -2058,7 +2688,7 @@
                 <w:color w:val="64748B"/>
                 <w:sz w:val="14"/>
               </w:rPr>
-              <w:t>Consommation alimentaire</w:t>
+              <w:t>Dépenses non alimentaires</w:t>
             </w:r>
           </w:p>
         </w:tc>
@@ -2105,7 +2735,7 @@
                 <w:i w:val="0"/>
                 <w:sz w:val="17"/>
               </w:rPr>
-              <w:t>Prière de corriger ou de confirmer avec le QG.</w:t>
+              <w:t>) de moyens de transport personnel (voitures, motos, bicyclette, etc.</w:t>
             </w:r>
           </w:p>
         </w:tc>
@@ -2195,7 +2825,7 @@
                 <w:i w:val="0"/>
                 <w:sz w:val="17"/>
               </w:rPr>
-              <w:t>Peu plausible! le montant de la dépense (250 Fcfa) pour Cigarettes, Tabac semble faible.</w:t>
+              <w:t>) est relativement élevé.</w:t>
             </w:r>
           </w:p>
         </w:tc>
@@ -2285,7 +2915,7 @@
                 <w:i w:val="0"/>
                 <w:sz w:val="17"/>
               </w:rPr>
-              <w:t>Veuillez, s'il vous plaît, confirmer cette information avec le QG ou la corriger.</w:t>
+              <w:t>Prière de corriger ou de confirmer avec le QG.</w:t>
             </w:r>
           </w:p>
         </w:tc>
@@ -2375,7 +3005,7 @@
                 <w:i w:val="0"/>
                 <w:sz w:val="17"/>
               </w:rPr>
-              <w:t>Attention ! La dépense du ménage de Fara seck (250 Fcfa) au cours de 7 derniers jours de Cigarettes, Tabac est relativement élevé.</w:t>
+              <w:t>Attention ! La dépense du ménage de Fara seck (900 Fcfa) au cours de 3 derniers mois de Frais d'entretien et de réparation de chaussures: cirage, ressemelage, etc est relativement élevé.</w:t>
             </w:r>
           </w:p>
         </w:tc>
@@ -2465,7 +3095,7 @@
                 <w:i w:val="0"/>
                 <w:sz w:val="17"/>
               </w:rPr>
-              <w:t>Prière de corriger ou de confirmer avec le QG.</w:t>
+              <w:t>Attention ! La dépense du ménage de Fara seck (8000 Fcfa) au cours de 6 derniers mois de Transport inter-localité par voitures est relativement élevé.</w:t>
             </w:r>
           </w:p>
         </w:tc>
@@ -2555,7 +3185,7 @@
                 <w:i w:val="0"/>
                 <w:sz w:val="17"/>
               </w:rPr>
-              <w:t>Attention ! La dépense du ménage de Fara seck (2500 Fcfa) au cours de 30 derniers jours de Piles électriques, est relativement élevé.</w:t>
+              <w:t>Prière de corriger ou de confirmer avec le QG.</w:t>
             </w:r>
           </w:p>
         </w:tc>
@@ -2645,7 +3275,7 @@
                 <w:i w:val="0"/>
                 <w:sz w:val="17"/>
               </w:rPr>
-              <w:t>Prière de corriger ou de confirmer avec le QG.</w:t>
+              <w:t>Attention ! La dépense du ménage de Fara seck (3500 Fcfa) au cours de 12 derniers mois de Outillage de maison: outils de bricolage (marteau, tournevis, etc.); outil de jardinage (pelle, râteau, brouette, etc.); est relativement élevé.</w:t>
             </w:r>
           </w:p>
         </w:tc>
@@ -2735,7 +3365,7 @@
                 <w:i w:val="0"/>
                 <w:sz w:val="17"/>
               </w:rPr>
-              <w:t>Attention ! La dépense du ménage de Fara seck (3300 Fcfa) au cours de 30 derniers jours de Gaz domestique 6 kilogrammes est relativement élevé.</w:t>
+              <w:t>Prière de corriger ou de confirmer avec le QG.</w:t>
             </w:r>
           </w:p>
         </w:tc>
@@ -2825,7 +3455,7 @@
                 <w:i w:val="0"/>
                 <w:sz w:val="17"/>
               </w:rPr>
-              <w:t>Peu plausible! le montant de la dépense (400 Fcfa) pour Bois de chauffe acheté semble faible.</w:t>
+              <w:t>Attention ! La dépense du ménage de Fara seck (7000 Fcfa) au cours de 12 derniers mois de Matériaux de maçonnerie pour la construction ou les grosses réparations de logement: ciment, briques, fer à béton, sable, gravier, parpaings, etc est relativement élevé.</w:t>
             </w:r>
           </w:p>
         </w:tc>
@@ -2915,7 +3545,7 @@
                 <w:i w:val="0"/>
                 <w:sz w:val="17"/>
               </w:rPr>
-              <w:t>Veuillez, s'il vous plaît, confirmer cette information avec le QG ou la corriger.</w:t>
+              <w:t>Attention ! La dépense du ménage de Fara seck (8000 Fcfa) au cours de 12 derniers mois de Main-d'oeuvre pour la construction et les grosses réparation de logement (maçonnerie, toiture et charpente, électricité, plomberie, menuiserie, peinture et revêtement du sol), etc est relativement élevé.</w:t>
             </w:r>
           </w:p>
         </w:tc>
@@ -2948,7 +3578,7 @@
                 <w:i w:val="0"/>
                 <w:sz w:val="16"/>
               </w:rPr>
-              <w:t>S09</w:t>
+              <w:t>S10</w:t>
               <w:br/>
             </w:r>
             <w:r>
@@ -2958,7 +3588,7 @@
                 <w:color w:val="64748B"/>
                 <w:sz w:val="14"/>
               </w:rPr>
-              <w:t>Dépenses non alimentaires</w:t>
+              <w:t>Logement</w:t>
             </w:r>
           </w:p>
         </w:tc>
@@ -2974,7 +3604,7 @@
                 <w:color w:val="16A34A"/>
                 <w:sz w:val="16"/>
               </w:rPr>
-              <w:t>—</w:t>
+              <w:t>s01q23, s02q23, s03q55, s04q51, s04q67, s06q19, s06q20, s06q22a</w:t>
             </w:r>
           </w:p>
         </w:tc>
@@ -3005,7 +3635,7 @@
                 <w:i w:val="0"/>
                 <w:sz w:val="17"/>
               </w:rPr>
-              <w:t>Attention ! La dépense du ménage de Fara seck (2000 Fcfa) au cours de 3 derniers mois de Services de réparation et d'entretien (vidange, graissage, gonflage de pneu etc.</w:t>
+              <w:t>Le salaire qu'une personne de cette catégorie (10.62) a travaillé(e) dans cette entreprise maçonnerie est élevé ou faible.</w:t>
             </w:r>
           </w:p>
         </w:tc>
@@ -3038,7 +3668,7 @@
                 <w:i w:val="0"/>
                 <w:sz w:val="16"/>
               </w:rPr>
-              <w:t>S09</w:t>
+              <w:t>S10</w:t>
               <w:br/>
             </w:r>
             <w:r>
@@ -3048,7 +3678,7 @@
                 <w:color w:val="64748B"/>
                 <w:sz w:val="14"/>
               </w:rPr>
-              <w:t>Dépenses non alimentaires</w:t>
+              <w:t>Logement</w:t>
             </w:r>
           </w:p>
         </w:tc>
@@ -3095,7 +3725,7 @@
                 <w:i w:val="0"/>
                 <w:sz w:val="17"/>
               </w:rPr>
-              <w:t>) de moyens de transport personnel (voitures, motos, bicyclette, etc.</w:t>
+              <w:t>Prière de confirmer cette information avec le QG ou de corriger.</w:t>
             </w:r>
           </w:p>
         </w:tc>
@@ -3128,7 +3758,7 @@
                 <w:i w:val="0"/>
                 <w:sz w:val="16"/>
               </w:rPr>
-              <w:t>S09</w:t>
+              <w:t>S10</w:t>
               <w:br/>
             </w:r>
             <w:r>
@@ -3138,7 +3768,7 @@
                 <w:color w:val="64748B"/>
                 <w:sz w:val="14"/>
               </w:rPr>
-              <w:t>Dépenses non alimentaires</w:t>
+              <w:t>Logement</w:t>
             </w:r>
           </w:p>
         </w:tc>
@@ -3154,7 +3784,7 @@
                 <w:color w:val="16A34A"/>
                 <w:sz w:val="16"/>
               </w:rPr>
-              <w:t>—</w:t>
+              <w:t>s10q36</w:t>
             </w:r>
           </w:p>
         </w:tc>
@@ -3185,7 +3815,7 @@
                 <w:i w:val="0"/>
                 <w:sz w:val="17"/>
               </w:rPr>
-              <w:t>) est relativement élevé.</w:t>
+              <w:t>Peu plausible! la valeur actuelle déclarée en s10q36 pour fabrication de beignets et semble trop petite ou trop élevée.</w:t>
             </w:r>
           </w:p>
         </w:tc>
@@ -3218,7 +3848,7 @@
                 <w:i w:val="0"/>
                 <w:sz w:val="16"/>
               </w:rPr>
-              <w:t>S09</w:t>
+              <w:t>S10</w:t>
               <w:br/>
             </w:r>
             <w:r>
@@ -3228,7 +3858,7 @@
                 <w:color w:val="64748B"/>
                 <w:sz w:val="14"/>
               </w:rPr>
-              <w:t>Dépenses non alimentaires</w:t>
+              <w:t>Logement</w:t>
             </w:r>
           </w:p>
         </w:tc>
@@ -3275,7 +3905,7 @@
                 <w:i w:val="0"/>
                 <w:sz w:val="17"/>
               </w:rPr>
-              <w:t>Prière de corriger ou de confirmer avec le QG.</w:t>
+              <w:t>Veuillez, s'il vous plaît, confirmer cette information avec le QG ou la corriger.</w:t>
             </w:r>
           </w:p>
         </w:tc>
@@ -3308,7 +3938,7 @@
                 <w:i w:val="0"/>
                 <w:sz w:val="16"/>
               </w:rPr>
-              <w:t>S09</w:t>
+              <w:t>S10</w:t>
               <w:br/>
             </w:r>
             <w:r>
@@ -3318,7 +3948,7 @@
                 <w:color w:val="64748B"/>
                 <w:sz w:val="14"/>
               </w:rPr>
-              <w:t>Dépenses non alimentaires</w:t>
+              <w:t>Logement</w:t>
             </w:r>
           </w:p>
         </w:tc>
@@ -3365,7 +3995,7 @@
                 <w:i w:val="0"/>
                 <w:sz w:val="17"/>
               </w:rPr>
-              <w:t>Attention ! La dépense du ménage de Fara seck (900 Fcfa) au cours de 3 derniers mois de Frais d'entretien et de réparation de chaussures: cirage, ressemelage, etc est relativement élevé.</w:t>
+              <w:t>L'entreprise fabrication de beignets et est généralement une entreprise commerciale ou de service dont elle ne depense pas en achat de matières premières.Elle ne transforme pas de produit donc ne peut pas obtenir un montant sur la vente des produits transformés (10.48 ou 10.49).</w:t>
             </w:r>
           </w:p>
         </w:tc>
@@ -3398,7 +4028,7 @@
                 <w:i w:val="0"/>
                 <w:sz w:val="16"/>
               </w:rPr>
-              <w:t>S09</w:t>
+              <w:t>S10</w:t>
               <w:br/>
             </w:r>
             <w:r>
@@ -3408,7 +4038,7 @@
                 <w:color w:val="64748B"/>
                 <w:sz w:val="14"/>
               </w:rPr>
-              <w:t>Dépenses non alimentaires</w:t>
+              <w:t>Logement</w:t>
             </w:r>
           </w:p>
         </w:tc>
@@ -3455,7 +4085,7 @@
                 <w:i w:val="0"/>
                 <w:sz w:val="17"/>
               </w:rPr>
-              <w:t>Attention ! La dépense du ménage de Fara seck (8000 Fcfa) au cours de 6 derniers mois de Transport inter-localité par voitures est relativement élevé.</w:t>
+              <w:t>Prière de mettre 0 pour ces questions si elles ne font pas de transformation.</w:t>
             </w:r>
           </w:p>
         </w:tc>
@@ -3488,7 +4118,7 @@
                 <w:i w:val="0"/>
                 <w:sz w:val="16"/>
               </w:rPr>
-              <w:t>S09</w:t>
+              <w:t>S10</w:t>
               <w:br/>
             </w:r>
             <w:r>
@@ -3498,7 +4128,7 @@
                 <w:color w:val="64748B"/>
                 <w:sz w:val="14"/>
               </w:rPr>
-              <w:t>Dépenses non alimentaires</w:t>
+              <w:t>Logement</w:t>
             </w:r>
           </w:p>
         </w:tc>
@@ -3545,7 +4175,7 @@
                 <w:i w:val="0"/>
                 <w:sz w:val="17"/>
               </w:rPr>
-              <w:t>Prière de corriger ou de confirmer avec le QG.</w:t>
+              <w:t>L'entreprise fabrication de beignets et n'est pas une entreprise de fabrication et pourtant vous avez renseigné soit renseigner la question 10.48 ou 10.49, si vous pensez qu'elle est une entreprise de fabrication prière de reprendre le classement de la nomenclature en 10.17a ou s'elle ne fait de fabrication merci de mettre 0 en 10.48 et 10.49.</w:t>
             </w:r>
           </w:p>
         </w:tc>
@@ -3578,7 +4208,7 @@
                 <w:i w:val="0"/>
                 <w:sz w:val="16"/>
               </w:rPr>
-              <w:t>S09</w:t>
+              <w:t>S10</w:t>
               <w:br/>
             </w:r>
             <w:r>
@@ -3588,7 +4218,7 @@
                 <w:color w:val="64748B"/>
                 <w:sz w:val="14"/>
               </w:rPr>
-              <w:t>Dépenses non alimentaires</w:t>
+              <w:t>Logement</w:t>
             </w:r>
           </w:p>
         </w:tc>
@@ -3635,7 +4265,7 @@
                 <w:i w:val="0"/>
                 <w:sz w:val="17"/>
               </w:rPr>
-              <w:t>Attention ! La dépense du ménage de Fara seck (3500 Fcfa) au cours de 12 derniers mois de Outillage de maison: outils de bricolage (marteau, tournevis, etc.); outil de jardinage (pelle, râteau, brouette, etc.); est relativement élevé.</w:t>
+              <w:t>Mettre soit le montant en 10.46 et 10.47 s'elle fait de commerce ou mettre en 10.50 s'elle rend service.</w:t>
             </w:r>
           </w:p>
         </w:tc>
@@ -3668,7 +4298,7 @@
                 <w:i w:val="0"/>
                 <w:sz w:val="16"/>
               </w:rPr>
-              <w:t>S09</w:t>
+              <w:t>S11</w:t>
               <w:br/>
             </w:r>
             <w:r>
@@ -3678,7 +4308,7 @@
                 <w:color w:val="64748B"/>
                 <w:sz w:val="14"/>
               </w:rPr>
-              <w:t>Dépenses non alimentaires</w:t>
+              <w:t>Logement / cadre de vie</w:t>
             </w:r>
           </w:p>
         </w:tc>
@@ -3725,7 +4355,7 @@
                 <w:i w:val="0"/>
                 <w:sz w:val="17"/>
               </w:rPr>
-              <w:t>Prière de corriger ou de confirmer avec le QG.</w:t>
+              <w:t>Attention!!! Les ménages vivants dans un(e) Maison Basse à KAFFRINE Urbain ont généralement comme principal matériau de construction le/la Ciment/Béton/Pierres de taille, mais celui du ménage de Fara seck (Pierres simples (Traditionnelles)) diffère de celui-ci.</w:t>
             </w:r>
           </w:p>
         </w:tc>
@@ -3758,7 +4388,7 @@
                 <w:i w:val="0"/>
                 <w:sz w:val="16"/>
               </w:rPr>
-              <w:t>S09</w:t>
+              <w:t>S11</w:t>
               <w:br/>
             </w:r>
             <w:r>
@@ -3768,7 +4398,7 @@
                 <w:color w:val="64748B"/>
                 <w:sz w:val="14"/>
               </w:rPr>
-              <w:t>Dépenses non alimentaires</w:t>
+              <w:t>Logement / cadre de vie</w:t>
             </w:r>
           </w:p>
         </w:tc>
@@ -3815,7 +4445,7 @@
                 <w:i w:val="0"/>
                 <w:sz w:val="17"/>
               </w:rPr>
-              <w:t>Attention ! La dépense du ménage de Fara seck (7000 Fcfa) au cours de 12 derniers mois de Matériaux de maçonnerie pour la construction ou les grosses réparations de logement: ciment, briques, fer à béton, sable, gravier, parpaings, etc est relativement élevé.</w:t>
+              <w:t>Prière de vérifier pour être sûr que vous avez choisi les bonnes modalités des questions 11.01 et 11.18 .</w:t>
             </w:r>
           </w:p>
         </w:tc>
@@ -3848,7 +4478,7 @@
                 <w:i w:val="0"/>
                 <w:sz w:val="16"/>
               </w:rPr>
-              <w:t>S09</w:t>
+              <w:t>S11</w:t>
               <w:br/>
             </w:r>
             <w:r>
@@ -3858,7 +4488,7 @@
                 <w:color w:val="64748B"/>
                 <w:sz w:val="14"/>
               </w:rPr>
-              <w:t>Dépenses non alimentaires</w:t>
+              <w:t>Logement / cadre de vie</w:t>
             </w:r>
           </w:p>
         </w:tc>
@@ -3905,1087 +4535,7 @@
                 <w:i w:val="0"/>
                 <w:sz w:val="17"/>
               </w:rPr>
-              <w:t>Attention ! La dépense du ménage de Fara seck (8000 Fcfa) au cours de 12 derniers mois de Main-d'oeuvre pour la construction et les grosses réparation de logement (maçonnerie, toiture et charpente, électricité, plomberie, menuiserie, peinture et revêtement du sol), etc est relativement élevé.</w:t>
-            </w:r>
-          </w:p>
-        </w:tc>
-      </w:tr>
-      <w:tr>
-        <w:tc>
-          <w:tcPr>
-            <w:tcW w:type="dxa" w:w="964"/>
-          </w:tcPr>
-          <w:p>
-            <w:r>
-              <w:rPr>
-                <w:b/>
-                <w:i w:val="0"/>
-                <w:color w:val="EA580C"/>
-                <w:sz w:val="16"/>
-              </w:rPr>
-              <w:t>Moyenne</w:t>
-            </w:r>
-          </w:p>
-        </w:tc>
-        <w:tc>
-          <w:tcPr>
-            <w:tcW w:type="dxa" w:w="1247"/>
-          </w:tcPr>
-          <w:p>
-            <w:r>
-              <w:rPr>
-                <w:b/>
-                <w:i w:val="0"/>
-                <w:sz w:val="16"/>
-              </w:rPr>
-              <w:t>S10</w:t>
-              <w:br/>
-            </w:r>
-            <w:r>
-              <w:rPr>
-                <w:b w:val="0"/>
-                <w:i w:val="0"/>
-                <w:color w:val="64748B"/>
-                <w:sz w:val="14"/>
-              </w:rPr>
-              <w:t>Logement</w:t>
-            </w:r>
-          </w:p>
-        </w:tc>
-        <w:tc>
-          <w:tcPr>
-            <w:tcW w:type="dxa" w:w="1531"/>
-          </w:tcPr>
-          <w:p>
-            <w:r>
-              <w:rPr>
-                <w:b/>
-                <w:i w:val="0"/>
-                <w:color w:val="16A34A"/>
-                <w:sz w:val="16"/>
-              </w:rPr>
-              <w:t>s01q23, s02q23, s03q55, s04q51, s04q67, s06q19, s06q20, s06q22a</w:t>
-            </w:r>
-          </w:p>
-        </w:tc>
-        <w:tc>
-          <w:tcPr>
-            <w:tcW w:type="dxa" w:w="1191"/>
-          </w:tcPr>
-          <w:p>
-            <w:r>
-              <w:rPr>
-                <w:b w:val="0"/>
-                <w:i w:val="0"/>
-                <w:color w:val="64748B"/>
-                <w:sz w:val="16"/>
-              </w:rPr>
-              <w:t>GT-CQ</w:t>
-            </w:r>
-          </w:p>
-        </w:tc>
-        <w:tc>
-          <w:tcPr>
-            <w:tcW w:type="dxa" w:w="4706"/>
-          </w:tcPr>
-          <w:p>
-            <w:r>
-              <w:rPr>
-                <w:b w:val="0"/>
-                <w:i w:val="0"/>
-                <w:sz w:val="17"/>
-              </w:rPr>
-              <w:t>Le salaire qu'une personne de cette catégorie (10.62) a travaillé(e) dans cette entreprise maçonnerie est élevé ou faible.</w:t>
-            </w:r>
-          </w:p>
-        </w:tc>
-      </w:tr>
-      <w:tr>
-        <w:tc>
-          <w:tcPr>
-            <w:tcW w:type="dxa" w:w="964"/>
-          </w:tcPr>
-          <w:p>
-            <w:r>
-              <w:rPr>
-                <w:b/>
-                <w:i w:val="0"/>
-                <w:color w:val="EA580C"/>
-                <w:sz w:val="16"/>
-              </w:rPr>
-              <w:t>Moyenne</w:t>
-            </w:r>
-          </w:p>
-        </w:tc>
-        <w:tc>
-          <w:tcPr>
-            <w:tcW w:type="dxa" w:w="1247"/>
-          </w:tcPr>
-          <w:p>
-            <w:r>
-              <w:rPr>
-                <w:b/>
-                <w:i w:val="0"/>
-                <w:sz w:val="16"/>
-              </w:rPr>
-              <w:t>S10</w:t>
-              <w:br/>
-            </w:r>
-            <w:r>
-              <w:rPr>
-                <w:b w:val="0"/>
-                <w:i w:val="0"/>
-                <w:color w:val="64748B"/>
-                <w:sz w:val="14"/>
-              </w:rPr>
-              <w:t>Logement</w:t>
-            </w:r>
-          </w:p>
-        </w:tc>
-        <w:tc>
-          <w:tcPr>
-            <w:tcW w:type="dxa" w:w="1531"/>
-          </w:tcPr>
-          <w:p>
-            <w:r>
-              <w:rPr>
-                <w:b/>
-                <w:i w:val="0"/>
-                <w:color w:val="16A34A"/>
-                <w:sz w:val="16"/>
-              </w:rPr>
-              <w:t>—</w:t>
-            </w:r>
-          </w:p>
-        </w:tc>
-        <w:tc>
-          <w:tcPr>
-            <w:tcW w:type="dxa" w:w="1191"/>
-          </w:tcPr>
-          <w:p>
-            <w:r>
-              <w:rPr>
-                <w:b w:val="0"/>
-                <w:i w:val="0"/>
-                <w:color w:val="64748B"/>
-                <w:sz w:val="16"/>
-              </w:rPr>
-              <w:t>GT-CQ</w:t>
-            </w:r>
-          </w:p>
-        </w:tc>
-        <w:tc>
-          <w:tcPr>
-            <w:tcW w:type="dxa" w:w="4706"/>
-          </w:tcPr>
-          <w:p>
-            <w:r>
-              <w:rPr>
-                <w:b w:val="0"/>
-                <w:i w:val="0"/>
-                <w:sz w:val="17"/>
-              </w:rPr>
-              <w:t>Prière de confirmer cette information avec le QG ou de corriger.</w:t>
-            </w:r>
-          </w:p>
-        </w:tc>
-      </w:tr>
-      <w:tr>
-        <w:tc>
-          <w:tcPr>
-            <w:tcW w:type="dxa" w:w="964"/>
-          </w:tcPr>
-          <w:p>
-            <w:r>
-              <w:rPr>
-                <w:b/>
-                <w:i w:val="0"/>
-                <w:color w:val="EA580C"/>
-                <w:sz w:val="16"/>
-              </w:rPr>
-              <w:t>Moyenne</w:t>
-            </w:r>
-          </w:p>
-        </w:tc>
-        <w:tc>
-          <w:tcPr>
-            <w:tcW w:type="dxa" w:w="1247"/>
-          </w:tcPr>
-          <w:p>
-            <w:r>
-              <w:rPr>
-                <w:b/>
-                <w:i w:val="0"/>
-                <w:sz w:val="16"/>
-              </w:rPr>
-              <w:t>S10</w:t>
-              <w:br/>
-            </w:r>
-            <w:r>
-              <w:rPr>
-                <w:b w:val="0"/>
-                <w:i w:val="0"/>
-                <w:color w:val="64748B"/>
-                <w:sz w:val="14"/>
-              </w:rPr>
-              <w:t>Logement</w:t>
-            </w:r>
-          </w:p>
-        </w:tc>
-        <w:tc>
-          <w:tcPr>
-            <w:tcW w:type="dxa" w:w="1531"/>
-          </w:tcPr>
-          <w:p>
-            <w:r>
-              <w:rPr>
-                <w:b/>
-                <w:i w:val="0"/>
-                <w:color w:val="16A34A"/>
-                <w:sz w:val="16"/>
-              </w:rPr>
-              <w:t>s10q36</w:t>
-            </w:r>
-          </w:p>
-        </w:tc>
-        <w:tc>
-          <w:tcPr>
-            <w:tcW w:type="dxa" w:w="1191"/>
-          </w:tcPr>
-          <w:p>
-            <w:r>
-              <w:rPr>
-                <w:b w:val="0"/>
-                <w:i w:val="0"/>
-                <w:color w:val="64748B"/>
-                <w:sz w:val="16"/>
-              </w:rPr>
-              <w:t>GT-CQ</w:t>
-            </w:r>
-          </w:p>
-        </w:tc>
-        <w:tc>
-          <w:tcPr>
-            <w:tcW w:type="dxa" w:w="4706"/>
-          </w:tcPr>
-          <w:p>
-            <w:r>
-              <w:rPr>
-                <w:b w:val="0"/>
-                <w:i w:val="0"/>
-                <w:sz w:val="17"/>
-              </w:rPr>
-              <w:t>Peu plausible! la valeur actuelle déclarée en s10q36 pour fabrication de beignets et semble trop petite ou trop élevée.</w:t>
-            </w:r>
-          </w:p>
-        </w:tc>
-      </w:tr>
-      <w:tr>
-        <w:tc>
-          <w:tcPr>
-            <w:tcW w:type="dxa" w:w="964"/>
-          </w:tcPr>
-          <w:p>
-            <w:r>
-              <w:rPr>
-                <w:b/>
-                <w:i w:val="0"/>
-                <w:color w:val="EA580C"/>
-                <w:sz w:val="16"/>
-              </w:rPr>
-              <w:t>Moyenne</w:t>
-            </w:r>
-          </w:p>
-        </w:tc>
-        <w:tc>
-          <w:tcPr>
-            <w:tcW w:type="dxa" w:w="1247"/>
-          </w:tcPr>
-          <w:p>
-            <w:r>
-              <w:rPr>
-                <w:b/>
-                <w:i w:val="0"/>
-                <w:sz w:val="16"/>
-              </w:rPr>
-              <w:t>S10</w:t>
-              <w:br/>
-            </w:r>
-            <w:r>
-              <w:rPr>
-                <w:b w:val="0"/>
-                <w:i w:val="0"/>
-                <w:color w:val="64748B"/>
-                <w:sz w:val="14"/>
-              </w:rPr>
-              <w:t>Logement</w:t>
-            </w:r>
-          </w:p>
-        </w:tc>
-        <w:tc>
-          <w:tcPr>
-            <w:tcW w:type="dxa" w:w="1531"/>
-          </w:tcPr>
-          <w:p>
-            <w:r>
-              <w:rPr>
-                <w:b/>
-                <w:i w:val="0"/>
-                <w:color w:val="16A34A"/>
-                <w:sz w:val="16"/>
-              </w:rPr>
-              <w:t>—</w:t>
-            </w:r>
-          </w:p>
-        </w:tc>
-        <w:tc>
-          <w:tcPr>
-            <w:tcW w:type="dxa" w:w="1191"/>
-          </w:tcPr>
-          <w:p>
-            <w:r>
-              <w:rPr>
-                <w:b w:val="0"/>
-                <w:i w:val="0"/>
-                <w:color w:val="64748B"/>
-                <w:sz w:val="16"/>
-              </w:rPr>
-              <w:t>GT-CQ</w:t>
-            </w:r>
-          </w:p>
-        </w:tc>
-        <w:tc>
-          <w:tcPr>
-            <w:tcW w:type="dxa" w:w="4706"/>
-          </w:tcPr>
-          <w:p>
-            <w:r>
-              <w:rPr>
-                <w:b w:val="0"/>
-                <w:i w:val="0"/>
-                <w:sz w:val="17"/>
-              </w:rPr>
-              <w:t>Veuillez, s'il vous plaît, confirmer cette information avec le QG ou la corriger.</w:t>
-            </w:r>
-          </w:p>
-        </w:tc>
-      </w:tr>
-      <w:tr>
-        <w:tc>
-          <w:tcPr>
-            <w:tcW w:type="dxa" w:w="964"/>
-          </w:tcPr>
-          <w:p>
-            <w:r>
-              <w:rPr>
-                <w:b/>
-                <w:i w:val="0"/>
-                <w:color w:val="EA580C"/>
-                <w:sz w:val="16"/>
-              </w:rPr>
-              <w:t>Moyenne</w:t>
-            </w:r>
-          </w:p>
-        </w:tc>
-        <w:tc>
-          <w:tcPr>
-            <w:tcW w:type="dxa" w:w="1247"/>
-          </w:tcPr>
-          <w:p>
-            <w:r>
-              <w:rPr>
-                <w:b/>
-                <w:i w:val="0"/>
-                <w:sz w:val="16"/>
-              </w:rPr>
-              <w:t>S10</w:t>
-              <w:br/>
-            </w:r>
-            <w:r>
-              <w:rPr>
-                <w:b w:val="0"/>
-                <w:i w:val="0"/>
-                <w:color w:val="64748B"/>
-                <w:sz w:val="14"/>
-              </w:rPr>
-              <w:t>Logement</w:t>
-            </w:r>
-          </w:p>
-        </w:tc>
-        <w:tc>
-          <w:tcPr>
-            <w:tcW w:type="dxa" w:w="1531"/>
-          </w:tcPr>
-          <w:p>
-            <w:r>
-              <w:rPr>
-                <w:b/>
-                <w:i w:val="0"/>
-                <w:color w:val="16A34A"/>
-                <w:sz w:val="16"/>
-              </w:rPr>
-              <w:t>—</w:t>
-            </w:r>
-          </w:p>
-        </w:tc>
-        <w:tc>
-          <w:tcPr>
-            <w:tcW w:type="dxa" w:w="1191"/>
-          </w:tcPr>
-          <w:p>
-            <w:r>
-              <w:rPr>
-                <w:b w:val="0"/>
-                <w:i w:val="0"/>
-                <w:color w:val="64748B"/>
-                <w:sz w:val="16"/>
-              </w:rPr>
-              <w:t>GT-CQ</w:t>
-            </w:r>
-          </w:p>
-        </w:tc>
-        <w:tc>
-          <w:tcPr>
-            <w:tcW w:type="dxa" w:w="4706"/>
-          </w:tcPr>
-          <w:p>
-            <w:r>
-              <w:rPr>
-                <w:b w:val="0"/>
-                <w:i w:val="0"/>
-                <w:sz w:val="17"/>
-              </w:rPr>
-              <w:t>L'entreprise fabrication de beignets et est généralement une entreprise commerciale ou de service dont elle ne depense pas en achat de matières premières.Elle ne transforme pas de produit donc ne peut pas obtenir un montant sur la vente des produits transformés (10.48 ou 10.49).</w:t>
-            </w:r>
-          </w:p>
-        </w:tc>
-      </w:tr>
-      <w:tr>
-        <w:tc>
-          <w:tcPr>
-            <w:tcW w:type="dxa" w:w="964"/>
-          </w:tcPr>
-          <w:p>
-            <w:r>
-              <w:rPr>
-                <w:b/>
-                <w:i w:val="0"/>
-                <w:color w:val="EA580C"/>
-                <w:sz w:val="16"/>
-              </w:rPr>
-              <w:t>Moyenne</w:t>
-            </w:r>
-          </w:p>
-        </w:tc>
-        <w:tc>
-          <w:tcPr>
-            <w:tcW w:type="dxa" w:w="1247"/>
-          </w:tcPr>
-          <w:p>
-            <w:r>
-              <w:rPr>
-                <w:b/>
-                <w:i w:val="0"/>
-                <w:sz w:val="16"/>
-              </w:rPr>
-              <w:t>S10</w:t>
-              <w:br/>
-            </w:r>
-            <w:r>
-              <w:rPr>
-                <w:b w:val="0"/>
-                <w:i w:val="0"/>
-                <w:color w:val="64748B"/>
-                <w:sz w:val="14"/>
-              </w:rPr>
-              <w:t>Logement</w:t>
-            </w:r>
-          </w:p>
-        </w:tc>
-        <w:tc>
-          <w:tcPr>
-            <w:tcW w:type="dxa" w:w="1531"/>
-          </w:tcPr>
-          <w:p>
-            <w:r>
-              <w:rPr>
-                <w:b/>
-                <w:i w:val="0"/>
-                <w:color w:val="16A34A"/>
-                <w:sz w:val="16"/>
-              </w:rPr>
-              <w:t>—</w:t>
-            </w:r>
-          </w:p>
-        </w:tc>
-        <w:tc>
-          <w:tcPr>
-            <w:tcW w:type="dxa" w:w="1191"/>
-          </w:tcPr>
-          <w:p>
-            <w:r>
-              <w:rPr>
-                <w:b w:val="0"/>
-                <w:i w:val="0"/>
-                <w:color w:val="64748B"/>
-                <w:sz w:val="16"/>
-              </w:rPr>
-              <w:t>GT-CQ</w:t>
-            </w:r>
-          </w:p>
-        </w:tc>
-        <w:tc>
-          <w:tcPr>
-            <w:tcW w:type="dxa" w:w="4706"/>
-          </w:tcPr>
-          <w:p>
-            <w:r>
-              <w:rPr>
-                <w:b w:val="0"/>
-                <w:i w:val="0"/>
-                <w:sz w:val="17"/>
-              </w:rPr>
-              <w:t>Prière de mettre 0 pour ces questions si elles ne font pas de transformation.</w:t>
-            </w:r>
-          </w:p>
-        </w:tc>
-      </w:tr>
-      <w:tr>
-        <w:tc>
-          <w:tcPr>
-            <w:tcW w:type="dxa" w:w="964"/>
-          </w:tcPr>
-          <w:p>
-            <w:r>
-              <w:rPr>
-                <w:b/>
-                <w:i w:val="0"/>
-                <w:color w:val="EA580C"/>
-                <w:sz w:val="16"/>
-              </w:rPr>
-              <w:t>Moyenne</w:t>
-            </w:r>
-          </w:p>
-        </w:tc>
-        <w:tc>
-          <w:tcPr>
-            <w:tcW w:type="dxa" w:w="1247"/>
-          </w:tcPr>
-          <w:p>
-            <w:r>
-              <w:rPr>
-                <w:b/>
-                <w:i w:val="0"/>
-                <w:sz w:val="16"/>
-              </w:rPr>
-              <w:t>S10</w:t>
-              <w:br/>
-            </w:r>
-            <w:r>
-              <w:rPr>
-                <w:b w:val="0"/>
-                <w:i w:val="0"/>
-                <w:color w:val="64748B"/>
-                <w:sz w:val="14"/>
-              </w:rPr>
-              <w:t>Logement</w:t>
-            </w:r>
-          </w:p>
-        </w:tc>
-        <w:tc>
-          <w:tcPr>
-            <w:tcW w:type="dxa" w:w="1531"/>
-          </w:tcPr>
-          <w:p>
-            <w:r>
-              <w:rPr>
-                <w:b/>
-                <w:i w:val="0"/>
-                <w:color w:val="16A34A"/>
-                <w:sz w:val="16"/>
-              </w:rPr>
-              <w:t>—</w:t>
-            </w:r>
-          </w:p>
-        </w:tc>
-        <w:tc>
-          <w:tcPr>
-            <w:tcW w:type="dxa" w:w="1191"/>
-          </w:tcPr>
-          <w:p>
-            <w:r>
-              <w:rPr>
-                <w:b w:val="0"/>
-                <w:i w:val="0"/>
-                <w:color w:val="64748B"/>
-                <w:sz w:val="16"/>
-              </w:rPr>
-              <w:t>GT-CQ</w:t>
-            </w:r>
-          </w:p>
-        </w:tc>
-        <w:tc>
-          <w:tcPr>
-            <w:tcW w:type="dxa" w:w="4706"/>
-          </w:tcPr>
-          <w:p>
-            <w:r>
-              <w:rPr>
-                <w:b w:val="0"/>
-                <w:i w:val="0"/>
-                <w:sz w:val="17"/>
-              </w:rPr>
-              <w:t>L'entreprise fabrication de beignets et n'est pas une entreprise de fabrication et pourtant vous avez renseigné soit renseigner la question 10.48 ou 10.49, si vous pensez qu'elle est une entreprise de fabrication prière de reprendre le classement de la nomenclature en 10.17a ou s'elle ne fait de fabrication merci de mettre 0 en 10.48 et 10.49.</w:t>
-            </w:r>
-          </w:p>
-        </w:tc>
-      </w:tr>
-      <w:tr>
-        <w:tc>
-          <w:tcPr>
-            <w:tcW w:type="dxa" w:w="964"/>
-          </w:tcPr>
-          <w:p>
-            <w:r>
-              <w:rPr>
-                <w:b/>
-                <w:i w:val="0"/>
-                <w:color w:val="EA580C"/>
-                <w:sz w:val="16"/>
-              </w:rPr>
-              <w:t>Moyenne</w:t>
-            </w:r>
-          </w:p>
-        </w:tc>
-        <w:tc>
-          <w:tcPr>
-            <w:tcW w:type="dxa" w:w="1247"/>
-          </w:tcPr>
-          <w:p>
-            <w:r>
-              <w:rPr>
-                <w:b/>
-                <w:i w:val="0"/>
-                <w:sz w:val="16"/>
-              </w:rPr>
-              <w:t>S10</w:t>
-              <w:br/>
-            </w:r>
-            <w:r>
-              <w:rPr>
-                <w:b w:val="0"/>
-                <w:i w:val="0"/>
-                <w:color w:val="64748B"/>
-                <w:sz w:val="14"/>
-              </w:rPr>
-              <w:t>Logement</w:t>
-            </w:r>
-          </w:p>
-        </w:tc>
-        <w:tc>
-          <w:tcPr>
-            <w:tcW w:type="dxa" w:w="1531"/>
-          </w:tcPr>
-          <w:p>
-            <w:r>
-              <w:rPr>
-                <w:b/>
-                <w:i w:val="0"/>
-                <w:color w:val="16A34A"/>
-                <w:sz w:val="16"/>
-              </w:rPr>
-              <w:t>—</w:t>
-            </w:r>
-          </w:p>
-        </w:tc>
-        <w:tc>
-          <w:tcPr>
-            <w:tcW w:type="dxa" w:w="1191"/>
-          </w:tcPr>
-          <w:p>
-            <w:r>
-              <w:rPr>
-                <w:b w:val="0"/>
-                <w:i w:val="0"/>
-                <w:color w:val="64748B"/>
-                <w:sz w:val="16"/>
-              </w:rPr>
-              <w:t>GT-CQ</w:t>
-            </w:r>
-          </w:p>
-        </w:tc>
-        <w:tc>
-          <w:tcPr>
-            <w:tcW w:type="dxa" w:w="4706"/>
-          </w:tcPr>
-          <w:p>
-            <w:r>
-              <w:rPr>
-                <w:b w:val="0"/>
-                <w:i w:val="0"/>
-                <w:sz w:val="17"/>
-              </w:rPr>
-              <w:t>Mettre soit le montant en 10.46 et 10.47 s'elle fait de commerce ou mettre en 10.50 s'elle rend service.</w:t>
-            </w:r>
-          </w:p>
-        </w:tc>
-      </w:tr>
-      <w:tr>
-        <w:tc>
-          <w:tcPr>
-            <w:tcW w:type="dxa" w:w="964"/>
-          </w:tcPr>
-          <w:p>
-            <w:r>
-              <w:rPr>
-                <w:b/>
-                <w:i w:val="0"/>
-                <w:color w:val="EA580C"/>
-                <w:sz w:val="16"/>
-              </w:rPr>
-              <w:t>Moyenne</w:t>
-            </w:r>
-          </w:p>
-        </w:tc>
-        <w:tc>
-          <w:tcPr>
-            <w:tcW w:type="dxa" w:w="1247"/>
-          </w:tcPr>
-          <w:p>
-            <w:r>
-              <w:rPr>
-                <w:b/>
-                <w:i w:val="0"/>
-                <w:sz w:val="16"/>
-              </w:rPr>
-              <w:t>S11</w:t>
-              <w:br/>
-            </w:r>
-            <w:r>
-              <w:rPr>
-                <w:b w:val="0"/>
-                <w:i w:val="0"/>
-                <w:color w:val="64748B"/>
-                <w:sz w:val="14"/>
-              </w:rPr>
-              <w:t>Logement / cadre de vie</w:t>
-            </w:r>
-          </w:p>
-        </w:tc>
-        <w:tc>
-          <w:tcPr>
-            <w:tcW w:type="dxa" w:w="1531"/>
-          </w:tcPr>
-          <w:p>
-            <w:r>
-              <w:rPr>
-                <w:b/>
-                <w:i w:val="0"/>
-                <w:color w:val="16A34A"/>
-                <w:sz w:val="16"/>
-              </w:rPr>
-              <w:t>—</w:t>
-            </w:r>
-          </w:p>
-        </w:tc>
-        <w:tc>
-          <w:tcPr>
-            <w:tcW w:type="dxa" w:w="1191"/>
-          </w:tcPr>
-          <w:p>
-            <w:r>
-              <w:rPr>
-                <w:b w:val="0"/>
-                <w:i w:val="0"/>
-                <w:color w:val="64748B"/>
-                <w:sz w:val="16"/>
-              </w:rPr>
-              <w:t>GT-CQ</w:t>
-            </w:r>
-          </w:p>
-        </w:tc>
-        <w:tc>
-          <w:tcPr>
-            <w:tcW w:type="dxa" w:w="4706"/>
-          </w:tcPr>
-          <w:p>
-            <w:r>
-              <w:rPr>
-                <w:b w:val="0"/>
-                <w:i w:val="0"/>
-                <w:sz w:val="17"/>
-              </w:rPr>
-              <w:t>Attention!!! Les ménages vivants dans un(e) Maison Basse à KAFFRINE Urbain ont généralement comme principal matériau de construction le/la Ciment/Béton/Pierres de taille, mais celui du ménage de Fara seck (Pierres simples (Traditionnelles)) diffère de celui-ci.</w:t>
-            </w:r>
-          </w:p>
-        </w:tc>
-      </w:tr>
-      <w:tr>
-        <w:tc>
-          <w:tcPr>
-            <w:tcW w:type="dxa" w:w="964"/>
-          </w:tcPr>
-          <w:p>
-            <w:r>
-              <w:rPr>
-                <w:b/>
-                <w:i w:val="0"/>
-                <w:color w:val="EA580C"/>
-                <w:sz w:val="16"/>
-              </w:rPr>
-              <w:t>Moyenne</w:t>
-            </w:r>
-          </w:p>
-        </w:tc>
-        <w:tc>
-          <w:tcPr>
-            <w:tcW w:type="dxa" w:w="1247"/>
-          </w:tcPr>
-          <w:p>
-            <w:r>
-              <w:rPr>
-                <w:b/>
-                <w:i w:val="0"/>
-                <w:sz w:val="16"/>
-              </w:rPr>
-              <w:t>S11</w:t>
-              <w:br/>
-            </w:r>
-            <w:r>
-              <w:rPr>
-                <w:b w:val="0"/>
-                <w:i w:val="0"/>
-                <w:color w:val="64748B"/>
-                <w:sz w:val="14"/>
-              </w:rPr>
-              <w:t>Logement / cadre de vie</w:t>
-            </w:r>
-          </w:p>
-        </w:tc>
-        <w:tc>
-          <w:tcPr>
-            <w:tcW w:type="dxa" w:w="1531"/>
-          </w:tcPr>
-          <w:p>
-            <w:r>
-              <w:rPr>
-                <w:b/>
-                <w:i w:val="0"/>
-                <w:color w:val="16A34A"/>
-                <w:sz w:val="16"/>
-              </w:rPr>
-              <w:t>—</w:t>
-            </w:r>
-          </w:p>
-        </w:tc>
-        <w:tc>
-          <w:tcPr>
-            <w:tcW w:type="dxa" w:w="1191"/>
-          </w:tcPr>
-          <w:p>
-            <w:r>
-              <w:rPr>
-                <w:b w:val="0"/>
-                <w:i w:val="0"/>
-                <w:color w:val="64748B"/>
-                <w:sz w:val="16"/>
-              </w:rPr>
-              <w:t>GT-CQ</w:t>
-            </w:r>
-          </w:p>
-        </w:tc>
-        <w:tc>
-          <w:tcPr>
-            <w:tcW w:type="dxa" w:w="4706"/>
-          </w:tcPr>
-          <w:p>
-            <w:r>
-              <w:rPr>
-                <w:b w:val="0"/>
-                <w:i w:val="0"/>
-                <w:sz w:val="17"/>
-              </w:rPr>
-              <w:t>Prière de vérifier pour être sûr que vous avez choisi les bonnes modalités des questions 11.01 et 11.18 .</w:t>
-            </w:r>
-          </w:p>
-        </w:tc>
-      </w:tr>
-      <w:tr>
-        <w:tc>
-          <w:tcPr>
-            <w:tcW w:type="dxa" w:w="964"/>
-          </w:tcPr>
-          <w:p>
-            <w:r>
-              <w:rPr>
-                <w:b/>
-                <w:i w:val="0"/>
-                <w:color w:val="EA580C"/>
-                <w:sz w:val="16"/>
-              </w:rPr>
-              <w:t>Moyenne</w:t>
-            </w:r>
-          </w:p>
-        </w:tc>
-        <w:tc>
-          <w:tcPr>
-            <w:tcW w:type="dxa" w:w="1247"/>
-          </w:tcPr>
-          <w:p>
-            <w:r>
-              <w:rPr>
-                <w:b/>
-                <w:i w:val="0"/>
-                <w:sz w:val="16"/>
-              </w:rPr>
-              <w:t>S11</w:t>
-              <w:br/>
-            </w:r>
-            <w:r>
-              <w:rPr>
-                <w:b w:val="0"/>
-                <w:i w:val="0"/>
-                <w:color w:val="64748B"/>
-                <w:sz w:val="14"/>
-              </w:rPr>
-              <w:t>Logement / cadre de vie</w:t>
-            </w:r>
-          </w:p>
-        </w:tc>
-        <w:tc>
-          <w:tcPr>
-            <w:tcW w:type="dxa" w:w="1531"/>
-          </w:tcPr>
-          <w:p>
-            <w:r>
-              <w:rPr>
-                <w:b/>
-                <w:i w:val="0"/>
-                <w:color w:val="16A34A"/>
-                <w:sz w:val="16"/>
-              </w:rPr>
-              <w:t>—</w:t>
-            </w:r>
-          </w:p>
-        </w:tc>
-        <w:tc>
-          <w:tcPr>
-            <w:tcW w:type="dxa" w:w="1191"/>
-          </w:tcPr>
-          <w:p>
-            <w:r>
-              <w:rPr>
-                <w:b w:val="0"/>
-                <w:i w:val="0"/>
-                <w:color w:val="64748B"/>
-                <w:sz w:val="16"/>
-              </w:rPr>
-              <w:t>GT-CQ</w:t>
-            </w:r>
-          </w:p>
-        </w:tc>
-        <w:tc>
-          <w:tcPr>
-            <w:tcW w:type="dxa" w:w="4706"/>
-          </w:tcPr>
-          <w:p>
-            <w:r>
-              <w:rPr>
-                <w:b w:val="0"/>
-                <w:i w:val="0"/>
-                <w:sz w:val="17"/>
-              </w:rPr>
               <w:t>Merci de ne pas corriger si vous êtes sûr de celui donné par le ménage et observé par vous.</w:t>
-            </w:r>
-          </w:p>
-        </w:tc>
-      </w:tr>
-      <w:tr>
-        <w:tc>
-          <w:tcPr>
-            <w:tcW w:type="dxa" w:w="964"/>
-          </w:tcPr>
-          <w:p>
-            <w:r>
-              <w:rPr>
-                <w:b/>
-                <w:i w:val="0"/>
-                <w:color w:val="EA580C"/>
-                <w:sz w:val="16"/>
-              </w:rPr>
-              <w:t>Moyenne</w:t>
-            </w:r>
-          </w:p>
-        </w:tc>
-        <w:tc>
-          <w:tcPr>
-            <w:tcW w:type="dxa" w:w="1247"/>
-          </w:tcPr>
-          <w:p>
-            <w:r>
-              <w:rPr>
-                <w:b/>
-                <w:i w:val="0"/>
-                <w:sz w:val="16"/>
-              </w:rPr>
-              <w:t>S13</w:t>
-              <w:br/>
-            </w:r>
-            <w:r>
-              <w:rPr>
-                <w:b w:val="0"/>
-                <w:i w:val="0"/>
-                <w:color w:val="64748B"/>
-                <w:sz w:val="14"/>
-              </w:rPr>
-              <w:t>Transferts</w:t>
-            </w:r>
-          </w:p>
-        </w:tc>
-        <w:tc>
-          <w:tcPr>
-            <w:tcW w:type="dxa" w:w="1531"/>
-          </w:tcPr>
-          <w:p>
-            <w:r>
-              <w:rPr>
-                <w:b/>
-                <w:i w:val="0"/>
-                <w:color w:val="16A34A"/>
-                <w:sz w:val="16"/>
-              </w:rPr>
-              <w:t>s00q07a, s00q08, s00q10, s00q13_0, s00q15_0, s00q17_0, s00q23a, s00q23b</w:t>
-            </w:r>
-          </w:p>
-        </w:tc>
-        <w:tc>
-          <w:tcPr>
-            <w:tcW w:type="dxa" w:w="1191"/>
-          </w:tcPr>
-          <w:p>
-            <w:r>
-              <w:rPr>
-                <w:b w:val="0"/>
-                <w:i w:val="0"/>
-                <w:color w:val="64748B"/>
-                <w:sz w:val="16"/>
-              </w:rPr>
-              <w:t>GT-CQ</w:t>
-            </w:r>
-          </w:p>
-        </w:tc>
-        <w:tc>
-          <w:tcPr>
-            <w:tcW w:type="dxa" w:w="4706"/>
-          </w:tcPr>
-          <w:p>
-            <w:r>
-              <w:rPr>
-                <w:b w:val="0"/>
-                <w:i w:val="0"/>
-                <w:sz w:val="17"/>
-              </w:rPr>
-              <w:t>L'enquêteur prière de fournir d'effort pour avoir le niveau d'étude et l'âge de celui qui a envoyé/donné de l'argent dans la section 13a (Transfert reçu).</w:t>
             </w:r>
           </w:p>
         </w:tc>
